--- a/SDD-620/Topic 5/Topic 5 Discussion 1.docx
+++ b/SDD-620/Topic 5/Topic 5 Discussion 1.docx
@@ -1,6 +1,6 @@
 
 <file path=word/document.xml><?xml version="1.0" encoding="utf-8"?>
-<w:document xmlns:wpc="http://schemas.microsoft.com/office/word/2010/wordprocessingCanvas" xmlns:cx="http://schemas.microsoft.com/office/drawing/2014/chartex" xmlns:cx1="http://schemas.microsoft.com/office/drawing/2015/9/8/chartex" xmlns:cx2="http://schemas.microsoft.com/office/drawing/2015/10/21/chartex" xmlns:cx3="http://schemas.microsoft.com/office/drawing/2016/5/9/chartex" xmlns:cx4="http://schemas.microsoft.com/office/drawing/2016/5/10/chartex" xmlns:cx5="http://schemas.microsoft.com/office/drawing/2016/5/11/chartex" xmlns:cx6="http://schemas.microsoft.com/office/drawing/2016/5/12/chartex" xmlns:cx7="http://schemas.microsoft.com/office/drawing/2016/5/13/chartex" xmlns:cx8="http://schemas.microsoft.com/office/drawing/2016/5/14/chartex" xmlns:mc="http://schemas.openxmlformats.org/markup-compatibility/2006" xmlns:aink="http://schemas.microsoft.com/office/drawing/2016/ink" xmlns:am3d="http://schemas.microsoft.com/office/drawing/2017/model3d" xmlns:o="urn:schemas-microsoft-com:office:office" xmlns:oel="http://schemas.microsoft.com/office/2019/extlst" xmlns:r="http://schemas.openxmlformats.org/officeDocument/2006/relationships" xmlns:m="http://schemas.openxmlformats.org/officeDocument/2006/math" xmlns:v="urn:schemas-microsoft-com:vml" xmlns:wp14="http://schemas.microsoft.com/office/word/2010/wordprocessingDrawing" xmlns:wp="http://schemas.openxmlformats.org/drawingml/2006/wordprocessingDrawing" xmlns:w10="urn:schemas-microsoft-com:office:word" xmlns:w="http://schemas.openxmlformats.org/wordprocessingml/2006/main" xmlns:w14="http://schemas.microsoft.com/office/word/2010/wordml" xmlns:w15="http://schemas.microsoft.com/office/word/2012/wordml" xmlns:w16cei="http://schemas.microsoft.com/office/word/2026/wordml/cei" xmlns:w16cex="http://schemas.microsoft.com/office/word/2018/wordml/cex" xmlns:w16cid="http://schemas.microsoft.com/office/word/2016/wordml/cid" xmlns:w16="http://schemas.microsoft.com/office/word/2018/wordml" xmlns:w16du="http://schemas.microsoft.com/office/word/2023/wordml/word16du" xmlns:w16sdtdh="http://schemas.microsoft.com/office/word/2020/wordml/sdtdatahash" xmlns:w16sdtfl="http://schemas.microsoft.com/office/word/2024/wordml/sdtformatlock" xmlns:w16se="http://schemas.microsoft.com/office/word/2015/wordml/symex" xmlns:wpg="http://schemas.microsoft.com/office/word/2010/wordprocessingGroup" xmlns:wpi="http://schemas.microsoft.com/office/word/2010/wordprocessingInk" xmlns:wne="http://schemas.microsoft.com/office/word/2006/wordml" xmlns:wps="http://schemas.microsoft.com/office/word/2010/wordprocessingShape" mc:Ignorable="w14 w15 w16se w16cid w16 w16cex w16sdtdh w16sdtfl w16du wp14">
+<w:document xmlns:wpc="http://schemas.microsoft.com/office/word/2010/wordprocessingCanvas" xmlns:cx="http://schemas.microsoft.com/office/drawing/2014/chartex" xmlns:cx1="http://schemas.microsoft.com/office/drawing/2015/9/8/chartex" xmlns:cx2="http://schemas.microsoft.com/office/drawing/2015/10/21/chartex" xmlns:cx3="http://schemas.microsoft.com/office/drawing/2016/5/9/chartex" xmlns:cx4="http://schemas.microsoft.com/office/drawing/2016/5/10/chartex" xmlns:cx5="http://schemas.microsoft.com/office/drawing/2016/5/11/chartex" xmlns:cx6="http://schemas.microsoft.com/office/drawing/2016/5/12/chartex" xmlns:cx7="http://schemas.microsoft.com/office/drawing/2016/5/13/chartex" xmlns:cx8="http://schemas.microsoft.com/office/drawing/2016/5/14/chartex" xmlns:mc="http://schemas.openxmlformats.org/markup-compatibility/2006" xmlns:aink="http://schemas.microsoft.com/office/drawing/2016/ink" xmlns:am3d="http://schemas.microsoft.com/office/drawing/2017/model3d" xmlns:o="urn:schemas-microsoft-com:office:office" xmlns:oel="http://schemas.microsoft.com/office/2019/extlst" xmlns:r="http://schemas.openxmlformats.org/officeDocument/2006/relationships" xmlns:m="http://schemas.openxmlformats.org/officeDocument/2006/math" xmlns:v="urn:schemas-microsoft-com:vml" xmlns:wp14="http://schemas.microsoft.com/office/word/2010/wordprocessingDrawing" xmlns:wp="http://schemas.openxmlformats.org/drawingml/2006/wordprocessingDrawing" xmlns:w10="urn:schemas-microsoft-com:office:word" xmlns:w="http://schemas.openxmlformats.org/wordprocessingml/2006/main" xmlns:w14="http://schemas.microsoft.com/office/word/2010/wordml" xmlns:w15="http://schemas.microsoft.com/office/word/2012/wordml" xmlns:w16cex="http://schemas.microsoft.com/office/word/2018/wordml/cex" xmlns:w16cid="http://schemas.microsoft.com/office/word/2016/wordml/cid" xmlns:w16="http://schemas.microsoft.com/office/word/2018/wordml" xmlns:w16du="http://schemas.microsoft.com/office/word/2023/wordml/word16du" xmlns:w16sdtdh="http://schemas.microsoft.com/office/word/2020/wordml/sdtdatahash" xmlns:w16sdtfl="http://schemas.microsoft.com/office/word/2024/wordml/sdtformatlock" xmlns:w16se="http://schemas.microsoft.com/office/word/2015/wordml/symex" xmlns:wpg="http://schemas.microsoft.com/office/word/2010/wordprocessingGroup" xmlns:wpi="http://schemas.microsoft.com/office/word/2010/wordprocessingInk" xmlns:wne="http://schemas.microsoft.com/office/word/2006/wordml" xmlns:wps="http://schemas.microsoft.com/office/word/2010/wordprocessingShape" mc:Ignorable="w14 w15 w16se w16cid w16 w16cex w16sdtdh w16sdtfl w16du wp14">
   <w:body>
     <w:p>
       <w:r>
@@ -20,6 +20,48 @@
           <w:bCs/>
         </w:rPr>
         <w:t>Why is the concept of scalability important for databases? How can scalability help with the growth of a company and its data?</w:t>
+      </w:r>
+    </w:p>
+    <w:p>
+      <w:r>
+        <w:t>Hello Class,</w:t>
+      </w:r>
+    </w:p>
+    <w:p>
+      <w:pPr>
+        <w:ind w:firstLine="720"/>
+      </w:pPr>
+      <w:r>
+        <w:t>Scalability is essential for databases because it enables them to efficiently handle increasing volumes of data and user demands as a company grows. As businesses expand, the amount of data generated and processed can increase dramatically, and a scalable database ensures that performance remains consistent without degradation. This capability allows companies to adapt to rising workloads by either enhancing existing hardware (vertical scaling) or distributing data across multiple servers (horizontal scaling), thereby preventing bottlenecks and maintaining fast response times. Scalability supports business growth by ensuring that data management systems can evolve alongside the company’s needs, avoiding disruptions that could impact operations or customer experience. Without scalability, companies risk system slowdowns, outages, and data loss, which can hinder growth and competitiveness. Th</w:t>
+      </w:r>
+      <w:r>
+        <w:t>erefore</w:t>
+      </w:r>
+      <w:r>
+        <w:t>, scalable databases are fundamental to sustaining growth and meeting the dynamic demands of modern businesses</w:t>
+      </w:r>
+      <w:r>
+        <w:t>.</w:t>
+      </w:r>
+    </w:p>
+    <w:p>
+      <w:r>
+        <w:t>References:</w:t>
+      </w:r>
+    </w:p>
+    <w:p>
+      <w:r>
+        <w:t>Yugabyte. (2025). What Is Database Scalability? Strategies for Scaling Your Database. Retrieved from https://www.yugabyte.com/key-concepts/what-is-database-scalability/</w:t>
+      </w:r>
+    </w:p>
+    <w:p>
+      <w:r>
+        <w:t>Aerospike. (2024). Introduction to Database Scalability. Retrieved from https://aerospike.com/blog/database-scalability/</w:t>
+      </w:r>
+    </w:p>
+    <w:p>
+      <w:r>
+        <w:t>Ten Mile Square. (2026). Database Scalability: The Foundation of Modern Data Architecture. Retrieved from https://tenmilesquare.com/capabilities/scalability-architecture/database-scalability/</w:t>
       </w:r>
     </w:p>
     <w:p/>
@@ -31,6 +73,315 @@
     </w:sectPr>
   </w:body>
 </w:document>
+</file>
+
+<file path=word/numbering.xml><?xml version="1.0" encoding="utf-8"?>
+<w:numbering xmlns:wpc="http://schemas.microsoft.com/office/word/2010/wordprocessingCanvas" xmlns:cx="http://schemas.microsoft.com/office/drawing/2014/chartex" xmlns:cx1="http://schemas.microsoft.com/office/drawing/2015/9/8/chartex" xmlns:cx2="http://schemas.microsoft.com/office/drawing/2015/10/21/chartex" xmlns:cx3="http://schemas.microsoft.com/office/drawing/2016/5/9/chartex" xmlns:cx4="http://schemas.microsoft.com/office/drawing/2016/5/10/chartex" xmlns:cx5="http://schemas.microsoft.com/office/drawing/2016/5/11/chartex" xmlns:cx6="http://schemas.microsoft.com/office/drawing/2016/5/12/chartex" xmlns:cx7="http://schemas.microsoft.com/office/drawing/2016/5/13/chartex" xmlns:cx8="http://schemas.microsoft.com/office/drawing/2016/5/14/chartex" xmlns:mc="http://schemas.openxmlformats.org/markup-compatibility/2006" xmlns:aink="http://schemas.microsoft.com/office/drawing/2016/ink" xmlns:am3d="http://schemas.microsoft.com/office/drawing/2017/model3d" xmlns:o="urn:schemas-microsoft-com:office:office" xmlns:oel="http://schemas.microsoft.com/office/2019/extlst" xmlns:r="http://schemas.openxmlformats.org/officeDocument/2006/relationships" xmlns:m="http://schemas.openxmlformats.org/officeDocument/2006/math" xmlns:v="urn:schemas-microsoft-com:vml" xmlns:wp14="http://schemas.microsoft.com/office/word/2010/wordprocessingDrawing" xmlns:wp="http://schemas.openxmlformats.org/drawingml/2006/wordprocessingDrawing" xmlns:w10="urn:schemas-microsoft-com:office:word" xmlns:w="http://schemas.openxmlformats.org/wordprocessingml/2006/main" xmlns:w14="http://schemas.microsoft.com/office/word/2010/wordml" xmlns:w15="http://schemas.microsoft.com/office/word/2012/wordml" xmlns:w16cex="http://schemas.microsoft.com/office/word/2018/wordml/cex" xmlns:w16cid="http://schemas.microsoft.com/office/word/2016/wordml/cid" xmlns:w16="http://schemas.microsoft.com/office/word/2018/wordml" xmlns:w16du="http://schemas.microsoft.com/office/word/2023/wordml/word16du" xmlns:w16sdtdh="http://schemas.microsoft.com/office/word/2020/wordml/sdtdatahash" xmlns:w16sdtfl="http://schemas.microsoft.com/office/word/2024/wordml/sdtformatlock" xmlns:w16se="http://schemas.microsoft.com/office/word/2015/wordml/symex" xmlns:wpg="http://schemas.microsoft.com/office/word/2010/wordprocessingGroup" xmlns:wpi="http://schemas.microsoft.com/office/word/2010/wordprocessingInk" xmlns:wne="http://schemas.microsoft.com/office/word/2006/wordml" xmlns:wps="http://schemas.microsoft.com/office/word/2010/wordprocessingShape" mc:Ignorable="w14 w15 w16se w16cid w16 w16cex w16sdtdh w16sdtfl w16du wp14">
+  <w:abstractNum w:abstractNumId="0" w15:restartNumberingAfterBreak="0">
+    <w:nsid w:val="2E070765"/>
+    <w:multiLevelType w:val="multilevel"/>
+    <w:tmpl w:val="E18A18FE"/>
+    <w:lvl w:ilvl="0">
+      <w:start w:val="1"/>
+      <w:numFmt w:val="bullet"/>
+      <w:lvlText w:val=""/>
+      <w:lvlJc w:val="left"/>
+      <w:pPr>
+        <w:tabs>
+          <w:tab w:val="num" w:pos="720"/>
+        </w:tabs>
+        <w:ind w:left="720" w:hanging="360"/>
+      </w:pPr>
+      <w:rPr>
+        <w:rFonts w:ascii="Symbol" w:hAnsi="Symbol" w:hint="default"/>
+        <w:sz w:val="20"/>
+      </w:rPr>
+    </w:lvl>
+    <w:lvl w:ilvl="1" w:tentative="1">
+      <w:start w:val="1"/>
+      <w:numFmt w:val="bullet"/>
+      <w:lvlText w:val="o"/>
+      <w:lvlJc w:val="left"/>
+      <w:pPr>
+        <w:tabs>
+          <w:tab w:val="num" w:pos="1440"/>
+        </w:tabs>
+        <w:ind w:left="1440" w:hanging="360"/>
+      </w:pPr>
+      <w:rPr>
+        <w:rFonts w:ascii="Courier New" w:hAnsi="Courier New" w:hint="default"/>
+        <w:sz w:val="20"/>
+      </w:rPr>
+    </w:lvl>
+    <w:lvl w:ilvl="2" w:tentative="1">
+      <w:start w:val="1"/>
+      <w:numFmt w:val="bullet"/>
+      <w:lvlText w:val=""/>
+      <w:lvlJc w:val="left"/>
+      <w:pPr>
+        <w:tabs>
+          <w:tab w:val="num" w:pos="2160"/>
+        </w:tabs>
+        <w:ind w:left="2160" w:hanging="360"/>
+      </w:pPr>
+      <w:rPr>
+        <w:rFonts w:ascii="Wingdings" w:hAnsi="Wingdings" w:hint="default"/>
+        <w:sz w:val="20"/>
+      </w:rPr>
+    </w:lvl>
+    <w:lvl w:ilvl="3" w:tentative="1">
+      <w:start w:val="1"/>
+      <w:numFmt w:val="bullet"/>
+      <w:lvlText w:val=""/>
+      <w:lvlJc w:val="left"/>
+      <w:pPr>
+        <w:tabs>
+          <w:tab w:val="num" w:pos="2880"/>
+        </w:tabs>
+        <w:ind w:left="2880" w:hanging="360"/>
+      </w:pPr>
+      <w:rPr>
+        <w:rFonts w:ascii="Wingdings" w:hAnsi="Wingdings" w:hint="default"/>
+        <w:sz w:val="20"/>
+      </w:rPr>
+    </w:lvl>
+    <w:lvl w:ilvl="4" w:tentative="1">
+      <w:start w:val="1"/>
+      <w:numFmt w:val="bullet"/>
+      <w:lvlText w:val=""/>
+      <w:lvlJc w:val="left"/>
+      <w:pPr>
+        <w:tabs>
+          <w:tab w:val="num" w:pos="3600"/>
+        </w:tabs>
+        <w:ind w:left="3600" w:hanging="360"/>
+      </w:pPr>
+      <w:rPr>
+        <w:rFonts w:ascii="Wingdings" w:hAnsi="Wingdings" w:hint="default"/>
+        <w:sz w:val="20"/>
+      </w:rPr>
+    </w:lvl>
+    <w:lvl w:ilvl="5" w:tentative="1">
+      <w:start w:val="1"/>
+      <w:numFmt w:val="bullet"/>
+      <w:lvlText w:val=""/>
+      <w:lvlJc w:val="left"/>
+      <w:pPr>
+        <w:tabs>
+          <w:tab w:val="num" w:pos="4320"/>
+        </w:tabs>
+        <w:ind w:left="4320" w:hanging="360"/>
+      </w:pPr>
+      <w:rPr>
+        <w:rFonts w:ascii="Wingdings" w:hAnsi="Wingdings" w:hint="default"/>
+        <w:sz w:val="20"/>
+      </w:rPr>
+    </w:lvl>
+    <w:lvl w:ilvl="6" w:tentative="1">
+      <w:start w:val="1"/>
+      <w:numFmt w:val="bullet"/>
+      <w:lvlText w:val=""/>
+      <w:lvlJc w:val="left"/>
+      <w:pPr>
+        <w:tabs>
+          <w:tab w:val="num" w:pos="5040"/>
+        </w:tabs>
+        <w:ind w:left="5040" w:hanging="360"/>
+      </w:pPr>
+      <w:rPr>
+        <w:rFonts w:ascii="Wingdings" w:hAnsi="Wingdings" w:hint="default"/>
+        <w:sz w:val="20"/>
+      </w:rPr>
+    </w:lvl>
+    <w:lvl w:ilvl="7" w:tentative="1">
+      <w:start w:val="1"/>
+      <w:numFmt w:val="bullet"/>
+      <w:lvlText w:val=""/>
+      <w:lvlJc w:val="left"/>
+      <w:pPr>
+        <w:tabs>
+          <w:tab w:val="num" w:pos="5760"/>
+        </w:tabs>
+        <w:ind w:left="5760" w:hanging="360"/>
+      </w:pPr>
+      <w:rPr>
+        <w:rFonts w:ascii="Wingdings" w:hAnsi="Wingdings" w:hint="default"/>
+        <w:sz w:val="20"/>
+      </w:rPr>
+    </w:lvl>
+    <w:lvl w:ilvl="8" w:tentative="1">
+      <w:start w:val="1"/>
+      <w:numFmt w:val="bullet"/>
+      <w:lvlText w:val=""/>
+      <w:lvlJc w:val="left"/>
+      <w:pPr>
+        <w:tabs>
+          <w:tab w:val="num" w:pos="6480"/>
+        </w:tabs>
+        <w:ind w:left="6480" w:hanging="360"/>
+      </w:pPr>
+      <w:rPr>
+        <w:rFonts w:ascii="Wingdings" w:hAnsi="Wingdings" w:hint="default"/>
+        <w:sz w:val="20"/>
+      </w:rPr>
+    </w:lvl>
+  </w:abstractNum>
+  <w:abstractNum w:abstractNumId="1" w15:restartNumberingAfterBreak="0">
+    <w:nsid w:val="53C45770"/>
+    <w:multiLevelType w:val="multilevel"/>
+    <w:tmpl w:val="B0F0909E"/>
+    <w:lvl w:ilvl="0">
+      <w:start w:val="1"/>
+      <w:numFmt w:val="bullet"/>
+      <w:lvlText w:val=""/>
+      <w:lvlJc w:val="left"/>
+      <w:pPr>
+        <w:tabs>
+          <w:tab w:val="num" w:pos="720"/>
+        </w:tabs>
+        <w:ind w:left="720" w:hanging="360"/>
+      </w:pPr>
+      <w:rPr>
+        <w:rFonts w:ascii="Symbol" w:hAnsi="Symbol" w:hint="default"/>
+        <w:sz w:val="20"/>
+      </w:rPr>
+    </w:lvl>
+    <w:lvl w:ilvl="1" w:tentative="1">
+      <w:start w:val="1"/>
+      <w:numFmt w:val="bullet"/>
+      <w:lvlText w:val="o"/>
+      <w:lvlJc w:val="left"/>
+      <w:pPr>
+        <w:tabs>
+          <w:tab w:val="num" w:pos="1440"/>
+        </w:tabs>
+        <w:ind w:left="1440" w:hanging="360"/>
+      </w:pPr>
+      <w:rPr>
+        <w:rFonts w:ascii="Courier New" w:hAnsi="Courier New" w:hint="default"/>
+        <w:sz w:val="20"/>
+      </w:rPr>
+    </w:lvl>
+    <w:lvl w:ilvl="2" w:tentative="1">
+      <w:start w:val="1"/>
+      <w:numFmt w:val="bullet"/>
+      <w:lvlText w:val=""/>
+      <w:lvlJc w:val="left"/>
+      <w:pPr>
+        <w:tabs>
+          <w:tab w:val="num" w:pos="2160"/>
+        </w:tabs>
+        <w:ind w:left="2160" w:hanging="360"/>
+      </w:pPr>
+      <w:rPr>
+        <w:rFonts w:ascii="Wingdings" w:hAnsi="Wingdings" w:hint="default"/>
+        <w:sz w:val="20"/>
+      </w:rPr>
+    </w:lvl>
+    <w:lvl w:ilvl="3" w:tentative="1">
+      <w:start w:val="1"/>
+      <w:numFmt w:val="bullet"/>
+      <w:lvlText w:val=""/>
+      <w:lvlJc w:val="left"/>
+      <w:pPr>
+        <w:tabs>
+          <w:tab w:val="num" w:pos="2880"/>
+        </w:tabs>
+        <w:ind w:left="2880" w:hanging="360"/>
+      </w:pPr>
+      <w:rPr>
+        <w:rFonts w:ascii="Wingdings" w:hAnsi="Wingdings" w:hint="default"/>
+        <w:sz w:val="20"/>
+      </w:rPr>
+    </w:lvl>
+    <w:lvl w:ilvl="4" w:tentative="1">
+      <w:start w:val="1"/>
+      <w:numFmt w:val="bullet"/>
+      <w:lvlText w:val=""/>
+      <w:lvlJc w:val="left"/>
+      <w:pPr>
+        <w:tabs>
+          <w:tab w:val="num" w:pos="3600"/>
+        </w:tabs>
+        <w:ind w:left="3600" w:hanging="360"/>
+      </w:pPr>
+      <w:rPr>
+        <w:rFonts w:ascii="Wingdings" w:hAnsi="Wingdings" w:hint="default"/>
+        <w:sz w:val="20"/>
+      </w:rPr>
+    </w:lvl>
+    <w:lvl w:ilvl="5" w:tentative="1">
+      <w:start w:val="1"/>
+      <w:numFmt w:val="bullet"/>
+      <w:lvlText w:val=""/>
+      <w:lvlJc w:val="left"/>
+      <w:pPr>
+        <w:tabs>
+          <w:tab w:val="num" w:pos="4320"/>
+        </w:tabs>
+        <w:ind w:left="4320" w:hanging="360"/>
+      </w:pPr>
+      <w:rPr>
+        <w:rFonts w:ascii="Wingdings" w:hAnsi="Wingdings" w:hint="default"/>
+        <w:sz w:val="20"/>
+      </w:rPr>
+    </w:lvl>
+    <w:lvl w:ilvl="6" w:tentative="1">
+      <w:start w:val="1"/>
+      <w:numFmt w:val="bullet"/>
+      <w:lvlText w:val=""/>
+      <w:lvlJc w:val="left"/>
+      <w:pPr>
+        <w:tabs>
+          <w:tab w:val="num" w:pos="5040"/>
+        </w:tabs>
+        <w:ind w:left="5040" w:hanging="360"/>
+      </w:pPr>
+      <w:rPr>
+        <w:rFonts w:ascii="Wingdings" w:hAnsi="Wingdings" w:hint="default"/>
+        <w:sz w:val="20"/>
+      </w:rPr>
+    </w:lvl>
+    <w:lvl w:ilvl="7" w:tentative="1">
+      <w:start w:val="1"/>
+      <w:numFmt w:val="bullet"/>
+      <w:lvlText w:val=""/>
+      <w:lvlJc w:val="left"/>
+      <w:pPr>
+        <w:tabs>
+          <w:tab w:val="num" w:pos="5760"/>
+        </w:tabs>
+        <w:ind w:left="5760" w:hanging="360"/>
+      </w:pPr>
+      <w:rPr>
+        <w:rFonts w:ascii="Wingdings" w:hAnsi="Wingdings" w:hint="default"/>
+        <w:sz w:val="20"/>
+      </w:rPr>
+    </w:lvl>
+    <w:lvl w:ilvl="8" w:tentative="1">
+      <w:start w:val="1"/>
+      <w:numFmt w:val="bullet"/>
+      <w:lvlText w:val=""/>
+      <w:lvlJc w:val="left"/>
+      <w:pPr>
+        <w:tabs>
+          <w:tab w:val="num" w:pos="6480"/>
+        </w:tabs>
+        <w:ind w:left="6480" w:hanging="360"/>
+      </w:pPr>
+      <w:rPr>
+        <w:rFonts w:ascii="Wingdings" w:hAnsi="Wingdings" w:hint="default"/>
+        <w:sz w:val="20"/>
+      </w:rPr>
+    </w:lvl>
+  </w:abstractNum>
+  <w:num w:numId="1" w16cid:durableId="1175413853">
+    <w:abstractNumId w:val="1"/>
+  </w:num>
+  <w:num w:numId="2" w16cid:durableId="240452106">
+    <w:abstractNumId w:val="0"/>
+  </w:num>
+</w:numbering>
 </file>
 
 <file path=word/styles.xml><?xml version="1.0" encoding="utf-8"?>
